--- a/Practicas/Solicitud Practica Aplicada.docx
+++ b/Practicas/Solicitud Practica Aplicada.docx
@@ -36,7 +36,7 @@
           <w:sz w:val="24"/>
           <w:szCs w:val="24"/>
         </w:rPr>
-        <w:t>: 2</w:t>
+        <w:t xml:space="preserve">: </w:t>
       </w:r>
       <w:r>
         <w:rPr>
@@ -47,7 +47,7 @@
           <w:sz w:val="24"/>
           <w:szCs w:val="24"/>
         </w:rPr>
-        <w:t>5</w:t>
+        <w:t>31</w:t>
       </w:r>
       <w:r>
         <w:rPr>
@@ -82,59 +82,13 @@
           <w:szCs w:val="24"/>
         </w:rPr>
       </w:pPr>
-      <w:proofErr w:type="spellStart"/>
-      <w:r>
-        <w:rPr>
-          <w:color w:val="000000" w:themeColor="text1"/>
-          <w:sz w:val="24"/>
-          <w:szCs w:val="24"/>
-        </w:rPr>
-        <w:t>Jose</w:t>
-      </w:r>
-      <w:proofErr w:type="spellEnd"/>
-      <w:r>
-        <w:rPr>
-          <w:color w:val="000000" w:themeColor="text1"/>
-          <w:sz w:val="24"/>
-          <w:szCs w:val="24"/>
-        </w:rPr>
-        <w:t xml:space="preserve"> Ricardo </w:t>
-      </w:r>
-      <w:proofErr w:type="spellStart"/>
-      <w:r>
-        <w:rPr>
-          <w:color w:val="000000" w:themeColor="text1"/>
-          <w:sz w:val="24"/>
-          <w:szCs w:val="24"/>
-        </w:rPr>
-        <w:t>Merida</w:t>
-      </w:r>
-      <w:proofErr w:type="spellEnd"/>
-      <w:r>
-        <w:rPr>
-          <w:color w:val="000000" w:themeColor="text1"/>
-          <w:sz w:val="24"/>
-          <w:szCs w:val="24"/>
-        </w:rPr>
-        <w:t xml:space="preserve"> </w:t>
-      </w:r>
-      <w:proofErr w:type="spellStart"/>
-      <w:r>
-        <w:rPr>
-          <w:color w:val="000000" w:themeColor="text1"/>
-          <w:sz w:val="24"/>
-          <w:szCs w:val="24"/>
-        </w:rPr>
-        <w:t>Lopez</w:t>
-      </w:r>
-      <w:proofErr w:type="spellEnd"/>
-      <w:r>
-        <w:rPr>
-          <w:color w:val="000000" w:themeColor="text1"/>
-          <w:sz w:val="24"/>
-          <w:szCs w:val="24"/>
-        </w:rPr>
-        <w:t xml:space="preserve"> </w:t>
+      <w:r>
+        <w:rPr>
+          <w:color w:val="000000" w:themeColor="text1"/>
+          <w:sz w:val="24"/>
+          <w:szCs w:val="24"/>
+        </w:rPr>
+        <w:t xml:space="preserve">Jose Ricardo Merida Lopez </w:t>
       </w:r>
     </w:p>
     <w:p>
@@ -417,7 +371,6 @@
         </w:rPr>
         <w:t xml:space="preserve"> </w:t>
       </w:r>
-      <w:proofErr w:type="spellStart"/>
       <w:r>
         <w:rPr>
           <w:color w:val="000000" w:themeColor="text1"/>
@@ -425,49 +378,8 @@
           <w:sz w:val="24"/>
           <w:szCs w:val="24"/>
         </w:rPr>
-        <w:t>Jose</w:t>
-      </w:r>
-      <w:proofErr w:type="spellEnd"/>
-      <w:r>
-        <w:rPr>
-          <w:color w:val="000000" w:themeColor="text1"/>
-          <w:spacing w:val="-2"/>
-          <w:sz w:val="24"/>
-          <w:szCs w:val="24"/>
-        </w:rPr>
-        <w:t xml:space="preserve"> Ricardo </w:t>
-      </w:r>
-      <w:proofErr w:type="spellStart"/>
-      <w:r>
-        <w:rPr>
-          <w:color w:val="000000" w:themeColor="text1"/>
-          <w:spacing w:val="-2"/>
-          <w:sz w:val="24"/>
-          <w:szCs w:val="24"/>
-        </w:rPr>
-        <w:t>Merida</w:t>
-      </w:r>
-      <w:proofErr w:type="spellEnd"/>
-      <w:r>
-        <w:rPr>
-          <w:color w:val="000000" w:themeColor="text1"/>
-          <w:spacing w:val="-2"/>
-          <w:sz w:val="24"/>
-          <w:szCs w:val="24"/>
-        </w:rPr>
-        <w:t xml:space="preserve"> </w:t>
-      </w:r>
-      <w:proofErr w:type="spellStart"/>
-      <w:r>
-        <w:rPr>
-          <w:color w:val="000000" w:themeColor="text1"/>
-          <w:spacing w:val="-2"/>
-          <w:sz w:val="24"/>
-          <w:szCs w:val="24"/>
-        </w:rPr>
-        <w:t>Lopez</w:t>
-      </w:r>
-      <w:proofErr w:type="spellEnd"/>
+        <w:t>Jose Ricardo Merida Lopez</w:t>
+      </w:r>
     </w:p>
     <w:p>
       <w:pPr>
@@ -1538,29 +1450,7 @@
           <w:sz w:val="24"/>
           <w:szCs w:val="24"/>
         </w:rPr>
-        <w:t xml:space="preserve">Zona 5 </w:t>
-      </w:r>
-      <w:proofErr w:type="spellStart"/>
-      <w:r>
-        <w:rPr>
-          <w:bCs/>
-          <w:color w:val="000000" w:themeColor="text1"/>
-          <w:spacing w:val="-7"/>
-          <w:sz w:val="24"/>
-          <w:szCs w:val="24"/>
-        </w:rPr>
-        <w:t>Chichigüitán</w:t>
-      </w:r>
-      <w:proofErr w:type="spellEnd"/>
-      <w:r>
-        <w:rPr>
-          <w:bCs/>
-          <w:color w:val="000000" w:themeColor="text1"/>
-          <w:spacing w:val="-7"/>
-          <w:sz w:val="24"/>
-          <w:szCs w:val="24"/>
-        </w:rPr>
-        <w:t>, Quetzaltenango</w:t>
+        <w:t>Zona 5 Chichigüitán, Quetzaltenango</w:t>
       </w:r>
       <w:r>
         <w:rPr>
@@ -1891,36 +1781,8 @@
           <w:sz w:val="24"/>
           <w:szCs w:val="24"/>
         </w:rPr>
-        <w:t xml:space="preserve"> </w:t>
-      </w:r>
-      <w:proofErr w:type="spellStart"/>
-      <w:r>
-        <w:rPr>
-          <w:color w:val="000000" w:themeColor="text1"/>
-          <w:sz w:val="24"/>
-          <w:szCs w:val="24"/>
-        </w:rPr>
-        <w:t>Choxóm</w:t>
-      </w:r>
-      <w:proofErr w:type="spellEnd"/>
-      <w:r>
-        <w:rPr>
-          <w:color w:val="000000" w:themeColor="text1"/>
-          <w:sz w:val="24"/>
-          <w:szCs w:val="24"/>
-        </w:rPr>
-        <w:t xml:space="preserve"> </w:t>
-      </w:r>
-      <w:proofErr w:type="spellStart"/>
-      <w:r>
-        <w:rPr>
-          <w:color w:val="000000" w:themeColor="text1"/>
-          <w:sz w:val="24"/>
-          <w:szCs w:val="24"/>
-        </w:rPr>
-        <w:t>Limatuj</w:t>
-      </w:r>
-      <w:proofErr w:type="spellEnd"/>
+        <w:t xml:space="preserve"> Choxóm Limatuj</w:t>
+      </w:r>
       <w:r>
         <w:rPr>
           <w:color w:val="000000" w:themeColor="text1"/>
@@ -1987,36 +1849,8 @@
           <w:sz w:val="24"/>
           <w:szCs w:val="24"/>
         </w:rPr>
-        <w:t xml:space="preserve">David Eduardo </w:t>
-      </w:r>
-      <w:proofErr w:type="spellStart"/>
-      <w:r>
-        <w:rPr>
-          <w:color w:val="000000" w:themeColor="text1"/>
-          <w:sz w:val="24"/>
-          <w:szCs w:val="24"/>
-        </w:rPr>
-        <w:t>Choxóm</w:t>
-      </w:r>
-      <w:proofErr w:type="spellEnd"/>
-      <w:r>
-        <w:rPr>
-          <w:color w:val="000000" w:themeColor="text1"/>
-          <w:sz w:val="24"/>
-          <w:szCs w:val="24"/>
-        </w:rPr>
-        <w:t xml:space="preserve"> </w:t>
-      </w:r>
-      <w:proofErr w:type="spellStart"/>
-      <w:r>
-        <w:rPr>
-          <w:color w:val="000000" w:themeColor="text1"/>
-          <w:sz w:val="24"/>
-          <w:szCs w:val="24"/>
-        </w:rPr>
-        <w:t>Limatuj</w:t>
-      </w:r>
-      <w:proofErr w:type="spellEnd"/>
+        <w:t>David Eduardo Choxóm Limatuj</w:t>
+      </w:r>
       <w:r>
         <w:rPr>
           <w:color w:val="000000" w:themeColor="text1"/>
